--- a/tillsyn/A 9540-2026 tillsynsbegäran.docx
+++ b/tillsyn/A 9540-2026 tillsynsbegäran.docx
@@ -422,7 +422,7 @@
     <w:r>
       <w:tab/>
       <w:tab/>
-      <w:t>2026-10-07</w:t>
+      <w:t>2026-10-08</w:t>
       <w:br/>
       <w:br/>
     </w:r>

--- a/tillsyn/A 9540-2026 tillsynsbegäran.docx
+++ b/tillsyn/A 9540-2026 tillsynsbegäran.docx
@@ -422,7 +422,7 @@
     <w:r>
       <w:tab/>
       <w:tab/>
-      <w:t>2026-10-08</w:t>
+      <w:t>2026-10-09</w:t>
       <w:br/>
       <w:br/>
     </w:r>

--- a/tillsyn/A 9540-2026 tillsynsbegäran.docx
+++ b/tillsyn/A 9540-2026 tillsynsbegäran.docx
@@ -65,7 +65,7 @@
     </w:p>
     <w:p>
       <w:r>
-        <w:t>I och inom 23 meter från avverkningsanmälan finns fynd av 17 naturvårdsarter, varav 11 är rödlistade, 3 är typiska (T) och 6 är signalarter (S): Clitopaxillus alexandri (VU), duvspindling (VU), granrotspindling (VU), gulsträngad fagerspindling (VU), svartgrön spindling (VU), trollspindling (VU), blå slemspindling (NT, T), blå taggsvamp (NT, T), fjällig taggsvamp s.str. (NT), odörspindling (NT), vårärt (NT, T), anisspindling (S), besk kastanjemusseron (S), olivspindling (S), rödbrun jordstjärna (S), svavelriska (S) och toppvaxing (S). Se Figur 1.</w:t>
+        <w:t>I och inom 23 meter från avverkningsanmälan finns fynd av 16 naturvårdsarter, varav 11 är rödlistade, 3 är typiska (T) och 5 är signalarter (S): Clitopaxillus alexandri (VU), duvspindling (VU), granrotspindling (VU), gulsträngad fagerspindling (VU), svartgrön spindling (VU), trollspindling (VU), blå slemspindling (NT, T), blå taggsvamp (NT, T), fjällig taggsvamp s.str. (NT), odörspindling (NT), vårärt (NT, T), anisspindling (S), olivspindling (S), rödbrun jordstjärna (S), svavelriska (S) och toppvaxing (S). Se Figur 1.</w:t>
       </w:r>
     </w:p>
     <w:p>
@@ -422,7 +422,7 @@
     <w:r>
       <w:tab/>
       <w:tab/>
-      <w:t>2026-10-09</w:t>
+      <w:t>2026-10-10</w:t>
       <w:br/>
       <w:br/>
     </w:r>

--- a/tillsyn/A 9540-2026 tillsynsbegäran.docx
+++ b/tillsyn/A 9540-2026 tillsynsbegäran.docx
@@ -422,7 +422,7 @@
     <w:r>
       <w:tab/>
       <w:tab/>
-      <w:t>2026-10-10</w:t>
+      <w:t>2026-10-11</w:t>
       <w:br/>
       <w:br/>
     </w:r>

--- a/tillsyn/A 9540-2026 tillsynsbegäran.docx
+++ b/tillsyn/A 9540-2026 tillsynsbegäran.docx
@@ -422,7 +422,7 @@
     <w:r>
       <w:tab/>
       <w:tab/>
-      <w:t>2026-10-11</w:t>
+      <w:t>2026-10-12</w:t>
       <w:br/>
       <w:br/>
     </w:r>

--- a/tillsyn/A 9540-2026 tillsynsbegäran.docx
+++ b/tillsyn/A 9540-2026 tillsynsbegäran.docx
@@ -422,7 +422,7 @@
     <w:r>
       <w:tab/>
       <w:tab/>
-      <w:t>2026-10-12</w:t>
+      <w:t>2026-10-13</w:t>
       <w:br/>
       <w:br/>
     </w:r>

--- a/tillsyn/A 9540-2026 tillsynsbegäran.docx
+++ b/tillsyn/A 9540-2026 tillsynsbegäran.docx
@@ -422,7 +422,7 @@
     <w:r>
       <w:tab/>
       <w:tab/>
-      <w:t>2026-10-13</w:t>
+      <w:t>2026-10-14</w:t>
       <w:br/>
       <w:br/>
     </w:r>

--- a/tillsyn/A 9540-2026 tillsynsbegäran.docx
+++ b/tillsyn/A 9540-2026 tillsynsbegäran.docx
@@ -422,7 +422,7 @@
     <w:r>
       <w:tab/>
       <w:tab/>
-      <w:t>2026-10-14</w:t>
+      <w:t>2026-10-15</w:t>
       <w:br/>
       <w:br/>
     </w:r>

--- a/tillsyn/A 9540-2026 tillsynsbegäran.docx
+++ b/tillsyn/A 9540-2026 tillsynsbegäran.docx
@@ -422,7 +422,7 @@
     <w:r>
       <w:tab/>
       <w:tab/>
-      <w:t>2026-10-15</w:t>
+      <w:t>2026-10-16</w:t>
       <w:br/>
       <w:br/>
     </w:r>

--- a/tillsyn/A 9540-2026 tillsynsbegäran.docx
+++ b/tillsyn/A 9540-2026 tillsynsbegäran.docx
@@ -422,7 +422,7 @@
     <w:r>
       <w:tab/>
       <w:tab/>
-      <w:t>2026-10-16</w:t>
+      <w:t>2026-10-17</w:t>
       <w:br/>
       <w:br/>
     </w:r>

--- a/tillsyn/A 9540-2026 tillsynsbegäran.docx
+++ b/tillsyn/A 9540-2026 tillsynsbegäran.docx
@@ -422,7 +422,7 @@
     <w:r>
       <w:tab/>
       <w:tab/>
-      <w:t>2026-10-17</w:t>
+      <w:t>2026-10-18</w:t>
       <w:br/>
       <w:br/>
     </w:r>

--- a/tillsyn/A 9540-2026 tillsynsbegäran.docx
+++ b/tillsyn/A 9540-2026 tillsynsbegäran.docx
@@ -422,7 +422,7 @@
     <w:r>
       <w:tab/>
       <w:tab/>
-      <w:t>2026-10-18</w:t>
+      <w:t>2026-10-19</w:t>
       <w:br/>
       <w:br/>
     </w:r>

--- a/tillsyn/A 9540-2026 tillsynsbegäran.docx
+++ b/tillsyn/A 9540-2026 tillsynsbegäran.docx
@@ -422,7 +422,7 @@
     <w:r>
       <w:tab/>
       <w:tab/>
-      <w:t>2026-10-19</w:t>
+      <w:t>2026-10-20</w:t>
       <w:br/>
       <w:br/>
     </w:r>

--- a/tillsyn/A 9540-2026 tillsynsbegäran.docx
+++ b/tillsyn/A 9540-2026 tillsynsbegäran.docx
@@ -422,7 +422,7 @@
     <w:r>
       <w:tab/>
       <w:tab/>
-      <w:t>2026-10-20</w:t>
+      <w:t>2026-10-21</w:t>
       <w:br/>
       <w:br/>
     </w:r>

--- a/tillsyn/A 9540-2026 tillsynsbegäran.docx
+++ b/tillsyn/A 9540-2026 tillsynsbegäran.docx
@@ -422,7 +422,7 @@
     <w:r>
       <w:tab/>
       <w:tab/>
-      <w:t>2026-10-21</w:t>
+      <w:t>2026-10-22</w:t>
       <w:br/>
       <w:br/>
     </w:r>

--- a/tillsyn/A 9540-2026 tillsynsbegäran.docx
+++ b/tillsyn/A 9540-2026 tillsynsbegäran.docx
@@ -422,7 +422,7 @@
     <w:r>
       <w:tab/>
       <w:tab/>
-      <w:t>2026-10-22</w:t>
+      <w:t>2026-10-23</w:t>
       <w:br/>
       <w:br/>
     </w:r>

--- a/tillsyn/A 9540-2026 tillsynsbegäran.docx
+++ b/tillsyn/A 9540-2026 tillsynsbegäran.docx
@@ -422,7 +422,7 @@
     <w:r>
       <w:tab/>
       <w:tab/>
-      <w:t>2026-10-23</w:t>
+      <w:t>2026-10-24</w:t>
       <w:br/>
       <w:br/>
     </w:r>

--- a/tillsyn/A 9540-2026 tillsynsbegäran.docx
+++ b/tillsyn/A 9540-2026 tillsynsbegäran.docx
@@ -422,7 +422,7 @@
     <w:r>
       <w:tab/>
       <w:tab/>
-      <w:t>2026-10-24</w:t>
+      <w:t>2026-10-25</w:t>
       <w:br/>
       <w:br/>
     </w:r>

--- a/tillsyn/A 9540-2026 tillsynsbegäran.docx
+++ b/tillsyn/A 9540-2026 tillsynsbegäran.docx
@@ -422,7 +422,7 @@
     <w:r>
       <w:tab/>
       <w:tab/>
-      <w:t>2026-10-25</w:t>
+      <w:t>2026-10-26</w:t>
       <w:br/>
       <w:br/>
     </w:r>

--- a/tillsyn/A 9540-2026 tillsynsbegäran.docx
+++ b/tillsyn/A 9540-2026 tillsynsbegäran.docx
@@ -422,7 +422,7 @@
     <w:r>
       <w:tab/>
       <w:tab/>
-      <w:t>2026-10-26</w:t>
+      <w:t>2026-10-27</w:t>
       <w:br/>
       <w:br/>
     </w:r>

--- a/tillsyn/A 9540-2026 tillsynsbegäran.docx
+++ b/tillsyn/A 9540-2026 tillsynsbegäran.docx
@@ -422,7 +422,7 @@
     <w:r>
       <w:tab/>
       <w:tab/>
-      <w:t>2026-10-27</w:t>
+      <w:t>2026-10-28</w:t>
       <w:br/>
       <w:br/>
     </w:r>

--- a/tillsyn/A 9540-2026 tillsynsbegäran.docx
+++ b/tillsyn/A 9540-2026 tillsynsbegäran.docx
@@ -422,7 +422,7 @@
     <w:r>
       <w:tab/>
       <w:tab/>
-      <w:t>2026-10-28</w:t>
+      <w:t>2026-10-29</w:t>
       <w:br/>
       <w:br/>
     </w:r>

--- a/tillsyn/A 9540-2026 tillsynsbegäran.docx
+++ b/tillsyn/A 9540-2026 tillsynsbegäran.docx
@@ -422,7 +422,7 @@
     <w:r>
       <w:tab/>
       <w:tab/>
-      <w:t>2026-10-29</w:t>
+      <w:t>2026-10-31</w:t>
       <w:br/>
       <w:br/>
     </w:r>
